--- a/documentos/transversales/06_Acta_de_Cierre.docx
+++ b/documentos/transversales/06_Acta_de_Cierre.docx
@@ -529,7 +529,22 @@
                 <w:sz w:val="19"/>
                 <w:lang w:val="es-CO"/>
               </w:rPr>
-              <w:t xml:space="preserve">Diagramas Chen/EER, archivo de Data Modeler y modelo relacional.</w:t>
+              <w:t xml:space="preserve">Diagramas Chen/EER, modelos de MySQL Workbench (</w:t>
+            </w:r>
+            <w:r>
+              <w:rPr>
+                <w:rStyle w:val="VerbatimChar"/>
+                <w:sz w:val="19"/>
+                <w:lang w:val="es-CO"/>
+              </w:rPr>
+              <w:t xml:space="preserve">.mwb</w:t>
+            </w:r>
+            <w:r>
+              <w:rPr>
+                <w:sz w:val="19"/>
+                <w:lang w:val="es-CO"/>
+              </w:rPr>
+              <w:t xml:space="preserve">) y modelo relacional.</w:t>
             </w:r>
           </w:p>
         </w:tc>
@@ -670,7 +685,7 @@
                 <w:sz w:val="19"/>
                 <w:lang w:val="es-CO"/>
               </w:rPr>
-              <w:t xml:space="preserve">Entorno Oracle Linux, Oracle Free y conexión de consulta</w:t>
+              <w:t xml:space="preserve">Entorno Oracle Linux, MySQL 8.4 y conexión de consulta</w:t>
             </w:r>
           </w:p>
         </w:tc>
@@ -700,7 +715,7 @@
                 <w:sz w:val="19"/>
                 <w:lang w:val="es-CO"/>
               </w:rPr>
-              <w:t xml:space="preserve">VET_APP</w:t>
+              <w:t xml:space="preserve">vet_app</w:t>
             </w:r>
             <w:r>
               <w:rPr>
@@ -1089,7 +1104,7 @@
                 <w:sz w:val="19"/>
                 <w:lang w:val="es-CO"/>
               </w:rPr>
-              <w:t xml:space="preserve">MER Barker / Crow’s Foot (Data Modeler)</w:t>
+              <w:t xml:space="preserve">MER Barker / Crow’s Foot (MySQL Workbench)</w:t>
             </w:r>
           </w:p>
         </w:tc>
@@ -1136,7 +1151,7 @@
                 <w:sz w:val="19"/>
                 <w:lang w:val="es-CO"/>
               </w:rPr>
-              <w:t xml:space="preserve">Modelo relacional Crow’s Foot (Data Modeler), con normalización</w:t>
+              <w:t xml:space="preserve">Modelo relacional Crow’s Foot (MySQL Workbench), con normalización</w:t>
             </w:r>
           </w:p>
         </w:tc>
@@ -2193,37 +2208,37 @@
                 <w:sz w:val="19"/>
                 <w:lang w:val="es-CO"/>
               </w:rPr>
-              <w:t xml:space="preserve">Importación y revisión de Data Modeler</w:t>
-            </w:r>
-          </w:p>
-        </w:tc>
-        <w:tc>
-          <w:tcPr/>
-          <w:p>
-            <w:pPr>
-              <w:pStyle w:val="Compact"/>
-            </w:pPr>
-            <w:r>
-              <w:rPr>
-                <w:sz w:val="19"/>
-                <w:lang w:val="es-CO"/>
-              </w:rPr>
-              <w:t xml:space="preserve">Redistribución de 2 horas dentro del modelo relacional</w:t>
-            </w:r>
-          </w:p>
-        </w:tc>
-        <w:tc>
-          <w:tcPr/>
-          <w:p>
-            <w:pPr>
-              <w:pStyle w:val="Compact"/>
-            </w:pPr>
-            <w:r>
-              <w:rPr>
-                <w:sz w:val="19"/>
-                <w:lang w:val="es-CO"/>
-              </w:rPr>
-              <w:t xml:space="preserve">Revisión de las 23 sentencias importadas y sus restricciones</w:t>
+              <w:t xml:space="preserve">Cambio de RDBMS de Oracle Database Free a MySQL 8.4</w:t>
+            </w:r>
+          </w:p>
+        </w:tc>
+        <w:tc>
+          <w:tcPr/>
+          <w:p>
+            <w:pPr>
+              <w:pStyle w:val="Compact"/>
+            </w:pPr>
+            <w:r>
+              <w:rPr>
+                <w:sz w:val="19"/>
+                <w:lang w:val="es-CO"/>
+              </w:rPr>
+              <w:t xml:space="preserve">Redistribución de horas dentro de la Fase 2</w:t>
+            </w:r>
+          </w:p>
+        </w:tc>
+        <w:tc>
+          <w:tcPr/>
+          <w:p>
+            <w:pPr>
+              <w:pStyle w:val="Compact"/>
+            </w:pPr>
+            <w:r>
+              <w:rPr>
+                <w:sz w:val="19"/>
+                <w:lang w:val="es-CO"/>
+              </w:rPr>
+              <w:t xml:space="preserve">Scripts, modelos de Workbench, aplicación y documentos ajustados; la versión en Oracle queda como respaldo</w:t>
             </w:r>
           </w:p>
         </w:tc>
@@ -2490,7 +2505,7 @@
                 <w:sz w:val="19"/>
                 <w:lang w:val="es-CO"/>
               </w:rPr>
-              <w:t xml:space="preserve">Cada cambio del modelo se aplica a la vez en Data Modeler, el diccionario y los scripts SQL, y se valida con</w:t>
+              <w:t xml:space="preserve">Cada cambio del modelo se aplica a la vez en MySQL Workbench, el diccionario y los scripts SQL, y se valida con</w:t>
             </w:r>
             <w:r>
               <w:rPr>
@@ -2561,22 +2576,59 @@
                 <w:sz w:val="19"/>
                 <w:lang w:val="es-CO"/>
               </w:rPr>
-              <w:t xml:space="preserve">El modelo se importó en Oracle SQL Developer Data Modeler: 23 sentencias importadas y 0 fallidas</w:t>
-            </w:r>
-          </w:p>
-        </w:tc>
-        <w:tc>
-          <w:tcPr/>
-          <w:p>
-            <w:pPr>
-              <w:pStyle w:val="Compact"/>
-            </w:pPr>
-            <w:r>
-              <w:rPr>
-                <w:sz w:val="19"/>
-                <w:lang w:val="es-CO"/>
-              </w:rPr>
-              <w:t xml:space="preserve">Conservar la revisión de importación y distinguir número de sentencias de número de tablas.</w:t>
+              <w:t xml:space="preserve">MySQL Workbench no reconoce valores por defecto escritos como expresión (</w:t>
+            </w:r>
+            <w:r>
+              <w:rPr>
+                <w:rStyle w:val="VerbatimChar"/>
+                <w:sz w:val="19"/>
+                <w:lang w:val="es-CO"/>
+              </w:rPr>
+              <w:t xml:space="preserve">DEFAULT (CURRENT_DATE)</w:t>
+            </w:r>
+            <w:r>
+              <w:rPr>
+                <w:sz w:val="19"/>
+                <w:lang w:val="es-CO"/>
+              </w:rPr>
+              <w:t xml:space="preserve">)</w:t>
+            </w:r>
+          </w:p>
+        </w:tc>
+        <w:tc>
+          <w:tcPr/>
+          <w:p>
+            <w:pPr>
+              <w:pStyle w:val="Compact"/>
+            </w:pPr>
+            <w:r>
+              <w:rPr>
+                <w:sz w:val="19"/>
+                <w:lang w:val="es-CO"/>
+              </w:rPr>
+              <w:t xml:space="preserve">Probar el script en la herramienta de modelado antes de cerrar el diseño físico; se usó</w:t>
+            </w:r>
+            <w:r>
+              <w:rPr>
+                <w:sz w:val="19"/>
+                <w:lang w:val="es-CO"/>
+              </w:rPr>
+              <w:t xml:space="preserve"> </w:t>
+            </w:r>
+            <w:r>
+              <w:rPr>
+                <w:rStyle w:val="VerbatimChar"/>
+                <w:sz w:val="19"/>
+                <w:lang w:val="es-CO"/>
+              </w:rPr>
+              <w:t xml:space="preserve">DATETIME DEFAULT CURRENT_TIMESTAMP</w:t>
+            </w:r>
+            <w:r>
+              <w:rPr>
+                <w:sz w:val="19"/>
+                <w:lang w:val="es-CO"/>
+              </w:rPr>
+              <w:t xml:space="preserve">.</w:t>
             </w:r>
           </w:p>
         </w:tc>
@@ -2640,7 +2692,7 @@
                 <w:sz w:val="19"/>
                 <w:lang w:val="es-CO"/>
               </w:rPr>
-              <w:t xml:space="preserve">VET_APP</w:t>
+              <w:t xml:space="preserve">vet_app</w:t>
             </w:r>
             <w:r>
               <w:rPr>

--- a/documentos/transversales/06_Acta_de_Cierre.docx
+++ b/documentos/transversales/06_Acta_de_Cierre.docx
@@ -285,7 +285,7 @@
       <w:pPr>
         <w:pStyle w:val="Heading1"/>
       </w:pPr>
-      <w:bookmarkStart w:id="19" w:name="_726b4a7419d239b278cff10aeb5f3fb80ee48c2"/>
+      <w:bookmarkStart w:id="19" w:name="_30d2fb46fd1d63a501da3960f665f98d8d1b51c"/>
       <w:r>
         <w:rPr>
           <w:rStyle w:val="SectionNumber"/>
@@ -300,7 +300,7 @@
         <w:rPr>
           <w:lang w:val="es-CO"/>
         </w:rPr>
-        <w:t xml:space="preserve">Resumen del cierre académico</w:t>
+        <w:t xml:space="preserve">Cierre académico</w:t>
       </w:r>
       <w:bookmarkEnd w:id="19"/>
     </w:p>
@@ -312,25 +312,26 @@
         <w:rPr>
           <w:lang w:val="es-CO"/>
         </w:rPr>
-        <w:t xml:space="preserve">SIGEVET integra el caso simulado de Huella Sana S.A.S. mediante un esquema relacional de 22 tablas, modelos conceptuales y lógicos, scripts, datos de prueba y una aplicación de consulta. Este acta documenta el balance del proyecto de Bases de Datos 1 y la aceptación de los productos dentro de un horizonte de 14 semanas.</w:t>
-      </w:r>
-    </w:p>
-    <w:p>
-      <w:pPr>
-        <w:pStyle w:val="BodyText"/>
-      </w:pPr>
+        <w:t xml:space="preserve">SIGEVET, caso ficticio Huella Sana S.A.S., 14 semanas.</w:t>
+      </w:r>
       <w:r>
         <w:rPr>
           <w:lang w:val="es-CO"/>
         </w:rPr>
-        <w:t xml:space="preserve">Los estados de entrega corresponden al registro académico del equipo; la aceptación formal del docente se expresa mediante su firma. No se atribuye aceptación a una clínica real ni se declara una puesta en producción.</w:t>
+        <w:t xml:space="preserve"> </w:t>
+      </w:r>
+      <w:r>
+        <w:rPr>
+          <w:lang w:val="es-CO"/>
+        </w:rPr>
+        <w:t xml:space="preserve">Estados: registro del equipo; aceptación del docente: mediante firma.</w:t>
       </w:r>
     </w:p>
     <w:p>
       <w:pPr>
         <w:pStyle w:val="Heading1"/>
       </w:pPr>
-      <w:bookmarkStart w:id="20" w:name="_1992514e03816565542901f784711a971d33dd9"/>
+      <w:bookmarkStart w:id="20" w:name="_cumplimiento"/>
       <w:r>
         <w:rPr>
           <w:rStyle w:val="SectionNumber"/>
@@ -345,7 +346,7 @@
         <w:rPr>
           <w:lang w:val="es-CO"/>
         </w:rPr>
-        <w:t xml:space="preserve">Cumplimiento de objetivos</w:t>
+        <w:t xml:space="preserve">Cumplimiento</w:t>
       </w:r>
       <w:bookmarkEnd w:id="20"/>
     </w:p>
@@ -357,7 +358,7 @@
         <w:rPr>
           <w:lang w:val="es-CO"/>
         </w:rPr>
-        <w:t xml:space="preserve">Balance de objetivos y evidencia documental</w:t>
+        <w:t xml:space="preserve">Cumplimiento</w:t>
       </w:r>
     </w:p>
     <w:tbl>
@@ -366,7 +367,7 @@
         <w:tblW w:type="pct" w:w="5000"/>
         <w:tblLayout w:type="fixed"/>
         <w:tblLook w:firstRow="1" w:lastRow="0" w:firstColumn="0" w:lastColumn="0" w:noHBand="0" w:noVBand="0" w:val="0020"/>
-        <w:tblCaption w:val="Balance de objetivos y evidencia documental"/>
+        <w:tblCaption w:val="Cumplimiento"/>
         <w:tblBorders>
           <w:top w:val="single" w:sz="4" w:color="A6A6A6"/>
           <w:left w:val="single" w:sz="4" w:color="A6A6A6"/>
@@ -452,84 +453,84 @@
                 <w:sz w:val="19"/>
                 <w:lang w:val="es-CO"/>
               </w:rPr>
-              <w:t xml:space="preserve">Analizar requerimientos y reglas del caso</w:t>
-            </w:r>
-          </w:p>
-        </w:tc>
-        <w:tc>
-          <w:tcPr/>
-          <w:p>
-            <w:pPr>
-              <w:pStyle w:val="Compact"/>
-            </w:pPr>
-            <w:r>
-              <w:rPr>
-                <w:sz w:val="19"/>
-                <w:lang w:val="es-CO"/>
-              </w:rPr>
-              <w:t xml:space="preserve">Documentados para cinco sedes y sus procesos clínicos y comerciales</w:t>
-            </w:r>
-          </w:p>
-        </w:tc>
-        <w:tc>
-          <w:tcPr/>
-          <w:p>
-            <w:pPr>
-              <w:pStyle w:val="Compact"/>
-            </w:pPr>
-            <w:r>
-              <w:rPr>
-                <w:sz w:val="19"/>
-                <w:lang w:val="es-CO"/>
-              </w:rPr>
-              <w:t xml:space="preserve">Propuesta y documento de supuestos.</w:t>
-            </w:r>
-          </w:p>
-        </w:tc>
-      </w:tr>
-      <w:tr>
-        <w:tc>
-          <w:tcPr/>
-          <w:p>
-            <w:pPr>
-              <w:pStyle w:val="Compact"/>
-            </w:pPr>
-            <w:r>
-              <w:rPr>
-                <w:sz w:val="19"/>
-                <w:lang w:val="es-CO"/>
-              </w:rPr>
-              <w:t xml:space="preserve">Diseñar modelos conceptual, extendido, lógico y relacional</w:t>
-            </w:r>
-          </w:p>
-        </w:tc>
-        <w:tc>
-          <w:tcPr/>
-          <w:p>
-            <w:pPr>
-              <w:pStyle w:val="Compact"/>
-            </w:pPr>
-            <w:r>
-              <w:rPr>
-                <w:sz w:val="19"/>
-                <w:lang w:val="es-CO"/>
-              </w:rPr>
-              <w:t xml:space="preserve">Modelos consistentes y esquema normalizado a 3FN</w:t>
-            </w:r>
-          </w:p>
-        </w:tc>
-        <w:tc>
-          <w:tcPr/>
-          <w:p>
-            <w:pPr>
-              <w:pStyle w:val="Compact"/>
-            </w:pPr>
-            <w:r>
-              <w:rPr>
-                <w:sz w:val="19"/>
-                <w:lang w:val="es-CO"/>
-              </w:rPr>
-              <w:t xml:space="preserve">Diagramas Chen/EER, modelos de MySQL Workbench (</w:t>
+              <w:t xml:space="preserve">Analizar requerimientos/reglas</w:t>
+            </w:r>
+          </w:p>
+        </w:tc>
+        <w:tc>
+          <w:tcPr/>
+          <w:p>
+            <w:pPr>
+              <w:pStyle w:val="Compact"/>
+            </w:pPr>
+            <w:r>
+              <w:rPr>
+                <w:sz w:val="19"/>
+                <w:lang w:val="es-CO"/>
+              </w:rPr>
+              <w:t xml:space="preserve">Cinco sedes: procesos clínicos/comerciales</w:t>
+            </w:r>
+          </w:p>
+        </w:tc>
+        <w:tc>
+          <w:tcPr/>
+          <w:p>
+            <w:pPr>
+              <w:pStyle w:val="Compact"/>
+            </w:pPr>
+            <w:r>
+              <w:rPr>
+                <w:sz w:val="19"/>
+                <w:lang w:val="es-CO"/>
+              </w:rPr>
+              <w:t xml:space="preserve">Propuesta y supuestos.</w:t>
+            </w:r>
+          </w:p>
+        </w:tc>
+      </w:tr>
+      <w:tr>
+        <w:tc>
+          <w:tcPr/>
+          <w:p>
+            <w:pPr>
+              <w:pStyle w:val="Compact"/>
+            </w:pPr>
+            <w:r>
+              <w:rPr>
+                <w:sz w:val="19"/>
+                <w:lang w:val="es-CO"/>
+              </w:rPr>
+              <w:t xml:space="preserve">Diseñar modelos conceptual/extendido/lógico/relacional</w:t>
+            </w:r>
+          </w:p>
+        </w:tc>
+        <w:tc>
+          <w:tcPr/>
+          <w:p>
+            <w:pPr>
+              <w:pStyle w:val="Compact"/>
+            </w:pPr>
+            <w:r>
+              <w:rPr>
+                <w:sz w:val="19"/>
+                <w:lang w:val="es-CO"/>
+              </w:rPr>
+              <w:t xml:space="preserve">Modelos coherentes; 3FN</w:t>
+            </w:r>
+          </w:p>
+        </w:tc>
+        <w:tc>
+          <w:tcPr/>
+          <w:p>
+            <w:pPr>
+              <w:pStyle w:val="Compact"/>
+            </w:pPr>
+            <w:r>
+              <w:rPr>
+                <w:sz w:val="19"/>
+                <w:lang w:val="es-CO"/>
+              </w:rPr>
+              <w:t xml:space="preserve">Chen/EER, MySQL Workbench (</w:t>
             </w:r>
             <w:r>
               <w:rPr>
@@ -544,54 +545,54 @@
                 <w:sz w:val="19"/>
                 <w:lang w:val="es-CO"/>
               </w:rPr>
-              <w:t xml:space="preserve">) y modelo relacional.</w:t>
-            </w:r>
-          </w:p>
-        </w:tc>
-      </w:tr>
-      <w:tr>
-        <w:tc>
-          <w:tcPr/>
-          <w:p>
-            <w:pPr>
-              <w:pStyle w:val="Compact"/>
-            </w:pPr>
-            <w:r>
-              <w:rPr>
-                <w:sz w:val="19"/>
-                <w:lang w:val="es-CO"/>
-              </w:rPr>
-              <w:t xml:space="preserve">Documentar estructura y restricciones</w:t>
-            </w:r>
-          </w:p>
-        </w:tc>
-        <w:tc>
-          <w:tcPr/>
-          <w:p>
-            <w:pPr>
-              <w:pStyle w:val="Compact"/>
-            </w:pPr>
-            <w:r>
-              <w:rPr>
-                <w:sz w:val="19"/>
-                <w:lang w:val="es-CO"/>
-              </w:rPr>
-              <w:t xml:space="preserve">Diccionario coherente con el esquema de 22 tablas</w:t>
-            </w:r>
-          </w:p>
-        </w:tc>
-        <w:tc>
-          <w:tcPr/>
-          <w:p>
-            <w:pPr>
-              <w:pStyle w:val="Compact"/>
-            </w:pPr>
-            <w:r>
-              <w:rPr>
-                <w:sz w:val="19"/>
-                <w:lang w:val="es-CO"/>
-              </w:rPr>
-              <w:t xml:space="preserve">Diccionario de datos y comentarios del catálogo (</w:t>
+              <w:t xml:space="preserve">), modelo relacional.</w:t>
+            </w:r>
+          </w:p>
+        </w:tc>
+      </w:tr>
+      <w:tr>
+        <w:tc>
+          <w:tcPr/>
+          <w:p>
+            <w:pPr>
+              <w:pStyle w:val="Compact"/>
+            </w:pPr>
+            <w:r>
+              <w:rPr>
+                <w:sz w:val="19"/>
+                <w:lang w:val="es-CO"/>
+              </w:rPr>
+              <w:t xml:space="preserve">Documentar estructura/restricciones</w:t>
+            </w:r>
+          </w:p>
+        </w:tc>
+        <w:tc>
+          <w:tcPr/>
+          <w:p>
+            <w:pPr>
+              <w:pStyle w:val="Compact"/>
+            </w:pPr>
+            <w:r>
+              <w:rPr>
+                <w:sz w:val="19"/>
+                <w:lang w:val="es-CO"/>
+              </w:rPr>
+              <w:t xml:space="preserve">Diccionario alineado con 22 tablas</w:t>
+            </w:r>
+          </w:p>
+        </w:tc>
+        <w:tc>
+          <w:tcPr/>
+          <w:p>
+            <w:pPr>
+              <w:pStyle w:val="Compact"/>
+            </w:pPr>
+            <w:r>
+              <w:rPr>
+                <w:sz w:val="19"/>
+                <w:lang w:val="es-CO"/>
+              </w:rPr>
+              <w:t xml:space="preserve">Diccionario y catálogo (</w:t>
             </w:r>
             <w:r>
               <w:rPr>
@@ -638,69 +639,69 @@
                 <w:sz w:val="19"/>
                 <w:lang w:val="es-CO"/>
               </w:rPr>
-              <w:t xml:space="preserve">55 ejercicios ejecutados sobre datos de prueba</w:t>
-            </w:r>
-          </w:p>
-        </w:tc>
-        <w:tc>
-          <w:tcPr/>
-          <w:p>
-            <w:pPr>
-              <w:pStyle w:val="Compact"/>
-            </w:pPr>
-            <w:r>
-              <w:rPr>
-                <w:sz w:val="19"/>
-                <w:lang w:val="es-CO"/>
-              </w:rPr>
-              <w:t xml:space="preserve">Documento de álgebra, SQL equivalente y resultados.</w:t>
-            </w:r>
-          </w:p>
-        </w:tc>
-      </w:tr>
-      <w:tr>
-        <w:tc>
-          <w:tcPr/>
-          <w:p>
-            <w:pPr>
-              <w:pStyle w:val="Compact"/>
-            </w:pPr>
-            <w:r>
-              <w:rPr>
-                <w:sz w:val="19"/>
-                <w:lang w:val="es-CO"/>
-              </w:rPr>
-              <w:t xml:space="preserve">Implementar plataforma y acceso web</w:t>
-            </w:r>
-          </w:p>
-        </w:tc>
-        <w:tc>
-          <w:tcPr/>
-          <w:p>
-            <w:pPr>
-              <w:pStyle w:val="Compact"/>
-            </w:pPr>
-            <w:r>
-              <w:rPr>
-                <w:sz w:val="19"/>
-                <w:lang w:val="es-CO"/>
-              </w:rPr>
-              <w:t xml:space="preserve">Entorno Oracle Linux, MySQL 8.4 y conexión de consulta</w:t>
-            </w:r>
-          </w:p>
-        </w:tc>
-        <w:tc>
-          <w:tcPr/>
-          <w:p>
-            <w:pPr>
-              <w:pStyle w:val="Compact"/>
-            </w:pPr>
-            <w:r>
-              <w:rPr>
-                <w:sz w:val="19"/>
-                <w:lang w:val="es-CO"/>
-              </w:rPr>
-              <w:t xml:space="preserve">VM, scripts, README y demostración de lectura con</w:t>
+              <w:t xml:space="preserve">55 ejercicios con datos de prueba</w:t>
+            </w:r>
+          </w:p>
+        </w:tc>
+        <w:tc>
+          <w:tcPr/>
+          <w:p>
+            <w:pPr>
+              <w:pStyle w:val="Compact"/>
+            </w:pPr>
+            <w:r>
+              <w:rPr>
+                <w:sz w:val="19"/>
+                <w:lang w:val="es-CO"/>
+              </w:rPr>
+              <w:t xml:space="preserve">Álgebra, SQL y resultados.</w:t>
+            </w:r>
+          </w:p>
+        </w:tc>
+      </w:tr>
+      <w:tr>
+        <w:tc>
+          <w:tcPr/>
+          <w:p>
+            <w:pPr>
+              <w:pStyle w:val="Compact"/>
+            </w:pPr>
+            <w:r>
+              <w:rPr>
+                <w:sz w:val="19"/>
+                <w:lang w:val="es-CO"/>
+              </w:rPr>
+              <w:t xml:space="preserve">Implementar plataforma/acceso web</w:t>
+            </w:r>
+          </w:p>
+        </w:tc>
+        <w:tc>
+          <w:tcPr/>
+          <w:p>
+            <w:pPr>
+              <w:pStyle w:val="Compact"/>
+            </w:pPr>
+            <w:r>
+              <w:rPr>
+                <w:sz w:val="19"/>
+                <w:lang w:val="es-CO"/>
+              </w:rPr>
+              <w:t xml:space="preserve">Oracle Linux, MySQL 8.4, consultas</w:t>
+            </w:r>
+          </w:p>
+        </w:tc>
+        <w:tc>
+          <w:tcPr/>
+          <w:p>
+            <w:pPr>
+              <w:pStyle w:val="Compact"/>
+            </w:pPr>
+            <w:r>
+              <w:rPr>
+                <w:sz w:val="19"/>
+                <w:lang w:val="es-CO"/>
+              </w:rPr>
+              <w:t xml:space="preserve">VM, scripts, README, lectura con</w:t>
             </w:r>
             <w:r>
               <w:rPr>
@@ -739,37 +740,37 @@
                 <w:sz w:val="19"/>
                 <w:lang w:val="es-CO"/>
               </w:rPr>
-              <w:t xml:space="preserve">Colaborar y comunicar resultados</w:t>
-            </w:r>
-          </w:p>
-        </w:tc>
-        <w:tc>
-          <w:tcPr/>
-          <w:p>
-            <w:pPr>
-              <w:pStyle w:val="Compact"/>
-            </w:pPr>
-            <w:r>
-              <w:rPr>
-                <w:sz w:val="19"/>
-                <w:lang w:val="es-CO"/>
-              </w:rPr>
-              <w:t xml:space="preserve">Productos versionados y demostración del equipo</w:t>
-            </w:r>
-          </w:p>
-        </w:tc>
-        <w:tc>
-          <w:tcPr/>
-          <w:p>
-            <w:pPr>
-              <w:pStyle w:val="Compact"/>
-            </w:pPr>
-            <w:r>
-              <w:rPr>
-                <w:sz w:val="19"/>
-                <w:lang w:val="es-CO"/>
-              </w:rPr>
-              <w:t xml:space="preserve">Repositorio Git y video de máximo 15 minutos con audio y cámara de los tres integrantes.</w:t>
+              <w:t xml:space="preserve">Colaborar/comunicar</w:t>
+            </w:r>
+          </w:p>
+        </w:tc>
+        <w:tc>
+          <w:tcPr/>
+          <w:p>
+            <w:pPr>
+              <w:pStyle w:val="Compact"/>
+            </w:pPr>
+            <w:r>
+              <w:rPr>
+                <w:sz w:val="19"/>
+                <w:lang w:val="es-CO"/>
+              </w:rPr>
+              <w:t xml:space="preserve">Productos versionados; demostración</w:t>
+            </w:r>
+          </w:p>
+        </w:tc>
+        <w:tc>
+          <w:tcPr/>
+          <w:p>
+            <w:pPr>
+              <w:pStyle w:val="Compact"/>
+            </w:pPr>
+            <w:r>
+              <w:rPr>
+                <w:sz w:val="19"/>
+                <w:lang w:val="es-CO"/>
+              </w:rPr>
+              <w:t xml:space="preserve">Git; video máximo 15 minutos, audio/cámara de tres integrantes.</w:t>
             </w:r>
           </w:p>
         </w:tc>
@@ -779,7 +780,7 @@
       <w:pPr>
         <w:pStyle w:val="Heading1"/>
       </w:pPr>
-      <w:bookmarkStart w:id="21" w:name="_02d96d6d85ffd9250119bfcf965f83ed96972ed"/>
+      <w:bookmarkStart w:id="21" w:name="_entregables"/>
       <w:r>
         <w:rPr>
           <w:rStyle w:val="SectionNumber"/>
@@ -794,7 +795,7 @@
         <w:rPr>
           <w:lang w:val="es-CO"/>
         </w:rPr>
-        <w:t xml:space="preserve">Registro de entregables</w:t>
+        <w:t xml:space="preserve">Entregables</w:t>
       </w:r>
       <w:bookmarkEnd w:id="21"/>
     </w:p>
@@ -806,7 +807,7 @@
         <w:rPr>
           <w:lang w:val="es-CO"/>
         </w:rPr>
-        <w:t xml:space="preserve">Relación de productos presentados para aceptación</w:t>
+        <w:t xml:space="preserve">Entregables para aceptación</w:t>
       </w:r>
     </w:p>
     <w:tbl>
@@ -815,7 +816,7 @@
         <w:tblW w:type="pct" w:w="5000"/>
         <w:tblLayout w:type="fixed"/>
         <w:tblLook w:firstRow="1" w:lastRow="0" w:firstColumn="0" w:lastColumn="0" w:noHBand="0" w:noVBand="0" w:val="0020"/>
-        <w:tblCaption w:val="Relación de productos presentados para aceptación"/>
+        <w:tblCaption w:val="Entregables para aceptación"/>
         <w:tblBorders>
           <w:top w:val="single" w:sz="4" w:color="A6A6A6"/>
           <w:left w:val="single" w:sz="4" w:color="A6A6A6"/>
@@ -916,7 +917,7 @@
                 <w:sz w:val="19"/>
                 <w:lang w:val="es-CO"/>
               </w:rPr>
-              <w:t xml:space="preserve">Propuesta del proyecto</w:t>
+              <w:t xml:space="preserve">Propuesta</w:t>
             </w:r>
           </w:p>
         </w:tc>
@@ -963,7 +964,7 @@
                 <w:sz w:val="19"/>
                 <w:lang w:val="es-CO"/>
               </w:rPr>
-              <w:t xml:space="preserve">Documento de supuestos</w:t>
+              <w:t xml:space="preserve">Supuestos</w:t>
             </w:r>
           </w:p>
         </w:tc>
@@ -1010,7 +1011,7 @@
                 <w:sz w:val="19"/>
                 <w:lang w:val="es-CO"/>
               </w:rPr>
-              <w:t xml:space="preserve">MER notación Peter Chen</w:t>
+              <w:t xml:space="preserve">MER Peter Chen</w:t>
             </w:r>
           </w:p>
         </w:tc>
@@ -1104,7 +1105,7 @@
                 <w:sz w:val="19"/>
                 <w:lang w:val="es-CO"/>
               </w:rPr>
-              <w:t xml:space="preserve">MER Barker / Crow’s Foot (MySQL Workbench)</w:t>
+              <w:t xml:space="preserve">Barker/Crow’s Foot (MySQL Workbench)</w:t>
             </w:r>
           </w:p>
         </w:tc>
@@ -1151,7 +1152,7 @@
                 <w:sz w:val="19"/>
                 <w:lang w:val="es-CO"/>
               </w:rPr>
-              <w:t xml:space="preserve">Modelo relacional Crow’s Foot (MySQL Workbench), con normalización</w:t>
+              <w:t xml:space="preserve">Relacional Crow’s Foot (MySQL Workbench), normalización</w:t>
             </w:r>
           </w:p>
         </w:tc>
@@ -1245,7 +1246,7 @@
                 <w:sz w:val="19"/>
                 <w:lang w:val="es-CO"/>
               </w:rPr>
-              <w:t xml:space="preserve">Documento de álgebra relacional, 55 ejercicios</w:t>
+              <w:t xml:space="preserve">Álgebra relacional, 55 ejercicios</w:t>
             </w:r>
           </w:p>
         </w:tc>
@@ -1292,7 +1293,7 @@
                 <w:sz w:val="19"/>
                 <w:lang w:val="es-CO"/>
               </w:rPr>
-              <w:t xml:space="preserve">Análisis de selección de SO</w:t>
+              <w:t xml:space="preserve">Análisis/selección SO</w:t>
             </w:r>
           </w:p>
         </w:tc>
@@ -1339,7 +1340,7 @@
                 <w:sz w:val="19"/>
                 <w:lang w:val="es-CO"/>
               </w:rPr>
-              <w:t xml:space="preserve">Implementación de la VM</w:t>
+              <w:t xml:space="preserve">Implementación VM</w:t>
             </w:r>
           </w:p>
         </w:tc>
@@ -1386,7 +1387,7 @@
                 <w:sz w:val="19"/>
                 <w:lang w:val="es-CO"/>
               </w:rPr>
-              <w:t xml:space="preserve">Análisis de selección de RDBMS</w:t>
+              <w:t xml:space="preserve">Análisis/selección RDBMS</w:t>
             </w:r>
           </w:p>
         </w:tc>
@@ -1433,7 +1434,7 @@
                 <w:sz w:val="19"/>
                 <w:lang w:val="es-CO"/>
               </w:rPr>
-              <w:t xml:space="preserve">Implementación del RDBMS</w:t>
+              <w:t xml:space="preserve">Implementación RDBMS</w:t>
             </w:r>
           </w:p>
         </w:tc>
@@ -1480,7 +1481,7 @@
                 <w:sz w:val="19"/>
                 <w:lang w:val="es-CO"/>
               </w:rPr>
-              <w:t xml:space="preserve">Scripts de creación de objetos, inserción de registros y varios, con README</w:t>
+              <w:t xml:space="preserve">Scripts: creación/inserción/varios, README</w:t>
             </w:r>
           </w:p>
         </w:tc>
@@ -1527,7 +1528,7 @@
                 <w:sz w:val="19"/>
                 <w:lang w:val="es-CO"/>
               </w:rPr>
-              <w:t xml:space="preserve">Conexión de la aplicación web</w:t>
+              <w:t xml:space="preserve">Conexión web</w:t>
             </w:r>
           </w:p>
         </w:tc>
@@ -1621,7 +1622,7 @@
                 <w:sz w:val="19"/>
                 <w:lang w:val="es-CO"/>
               </w:rPr>
-              <w:t xml:space="preserve">Video de demostración, máximo 15 minutos, todos con audio y cámara</w:t>
+              <w:t xml:space="preserve">Video: máximo 15 minutos, audio/cámara de todos</w:t>
             </w:r>
           </w:p>
         </w:tc>
@@ -1668,7 +1669,7 @@
                 <w:sz w:val="19"/>
                 <w:lang w:val="es-CO"/>
               </w:rPr>
-              <w:t xml:space="preserve">Acta de constitución del proyecto</w:t>
+              <w:t xml:space="preserve">Acta de constitución</w:t>
             </w:r>
           </w:p>
         </w:tc>
@@ -1715,7 +1716,7 @@
                 <w:sz w:val="19"/>
                 <w:lang w:val="es-CO"/>
               </w:rPr>
-              <w:t xml:space="preserve">Identificación de interesados</w:t>
+              <w:t xml:space="preserve">Interesados</w:t>
             </w:r>
           </w:p>
         </w:tc>
@@ -1762,7 +1763,7 @@
                 <w:sz w:val="19"/>
                 <w:lang w:val="es-CO"/>
               </w:rPr>
-              <w:t xml:space="preserve">EDT/WBS y diccionario de paquetes</w:t>
+              <w:t xml:space="preserve">EDT/WBS, diccionario de paquetes</w:t>
             </w:r>
           </w:p>
         </w:tc>
@@ -1809,7 +1810,7 @@
                 <w:sz w:val="19"/>
                 <w:lang w:val="es-CO"/>
               </w:rPr>
-              <w:t xml:space="preserve">Cronograma, Excel y Gantt</w:t>
+              <w:t xml:space="preserve">Cronograma/Excel/Gantt</w:t>
             </w:r>
           </w:p>
         </w:tc>
@@ -1856,7 +1857,7 @@
                 <w:sz w:val="19"/>
                 <w:lang w:val="es-CO"/>
               </w:rPr>
-              <w:t xml:space="preserve">Presupuesto y Excel</w:t>
+              <w:t xml:space="preserve">Presupuesto/Excel</w:t>
             </w:r>
           </w:p>
         </w:tc>
@@ -1928,7 +1929,7 @@
       <w:pPr>
         <w:pStyle w:val="Heading1"/>
       </w:pPr>
-      <w:bookmarkStart w:id="22" w:name="_36e479aae5f7d1ff327e530545acd9068372e2a"/>
+      <w:bookmarkStart w:id="22" w:name="_5be1e8e938918a87246560c4bab25095f152507"/>
       <w:r>
         <w:rPr>
           <w:rStyle w:val="SectionNumber"/>
@@ -1943,7 +1944,7 @@
         <w:rPr>
           <w:lang w:val="es-CO"/>
         </w:rPr>
-        <w:t xml:space="preserve">Desviaciones y balance de recursos</w:t>
+        <w:t xml:space="preserve">Desviaciones y recursos</w:t>
       </w:r>
       <w:bookmarkEnd w:id="22"/>
     </w:p>
@@ -1955,7 +1956,7 @@
         <w:rPr>
           <w:lang w:val="es-CO"/>
         </w:rPr>
-        <w:t xml:space="preserve">Balance académico de ajustes menores dentro de la línea base</w:t>
+        <w:t xml:space="preserve">Ajustes de esfuerzo</w:t>
       </w:r>
     </w:p>
     <w:tbl>
@@ -1964,7 +1965,7 @@
         <w:tblW w:type="pct" w:w="5000"/>
         <w:tblLayout w:type="fixed"/>
         <w:tblLook w:firstRow="1" w:lastRow="0" w:firstColumn="0" w:lastColumn="0" w:noHBand="0" w:noVBand="0" w:val="0020"/>
-        <w:tblCaption w:val="Balance académico de ajustes menores dentro de la línea base"/>
+        <w:tblCaption w:val="Ajustes de esfuerzo"/>
         <w:tblBorders>
           <w:top w:val="single" w:sz="4" w:color="A6A6A6"/>
           <w:left w:val="single" w:sz="4" w:color="A6A6A6"/>
@@ -2016,7 +2017,7 @@
                 <w:sz w:val="19"/>
                 <w:lang w:val="es-CO"/>
               </w:rPr>
-              <w:t xml:space="preserve">Ajuste de esfuerzo</w:t>
+              <w:t xml:space="preserve">Esfuerzo</w:t>
             </w:r>
           </w:p>
         </w:tc>
@@ -2052,54 +2053,54 @@
                 <w:sz w:val="19"/>
                 <w:lang w:val="es-CO"/>
               </w:rPr>
-              <w:t xml:space="preserve">Impacto sobre hitos</w:t>
-            </w:r>
-          </w:p>
-        </w:tc>
-      </w:tr>
-      <w:tr>
-        <w:tc>
-          <w:tcPr/>
-          <w:p>
-            <w:pPr>
-              <w:pStyle w:val="Compact"/>
-            </w:pPr>
-            <w:r>
-              <w:rPr>
-                <w:sz w:val="19"/>
-                <w:lang w:val="es-CO"/>
-              </w:rPr>
-              <w:t xml:space="preserve">Herramientas de macOS y virtualización</w:t>
-            </w:r>
-          </w:p>
-        </w:tc>
-        <w:tc>
-          <w:tcPr/>
-          <w:p>
-            <w:pPr>
-              <w:pStyle w:val="Compact"/>
-            </w:pPr>
-            <w:r>
-              <w:rPr>
-                <w:sz w:val="19"/>
-                <w:lang w:val="es-CO"/>
-              </w:rPr>
-              <w:t xml:space="preserve">Redistribución de 4 horas dentro del paquete de VM</w:t>
-            </w:r>
-          </w:p>
-        </w:tc>
-        <w:tc>
-          <w:tcPr/>
-          <w:p>
-            <w:pPr>
-              <w:pStyle w:val="Compact"/>
-            </w:pPr>
-            <w:r>
-              <w:rPr>
-                <w:sz w:val="19"/>
-                <w:lang w:val="es-CO"/>
-              </w:rPr>
-              <w:t xml:space="preserve">Uso de micromamba y Lima; se absorbió en las 16 horas de VM</w:t>
+              <w:t xml:space="preserve">Impacto en hitos</w:t>
+            </w:r>
+          </w:p>
+        </w:tc>
+      </w:tr>
+      <w:tr>
+        <w:tc>
+          <w:tcPr/>
+          <w:p>
+            <w:pPr>
+              <w:pStyle w:val="Compact"/>
+            </w:pPr>
+            <w:r>
+              <w:rPr>
+                <w:sz w:val="19"/>
+                <w:lang w:val="es-CO"/>
+              </w:rPr>
+              <w:t xml:space="preserve">macOS/virtualización</w:t>
+            </w:r>
+          </w:p>
+        </w:tc>
+        <w:tc>
+          <w:tcPr/>
+          <w:p>
+            <w:pPr>
+              <w:pStyle w:val="Compact"/>
+            </w:pPr>
+            <w:r>
+              <w:rPr>
+                <w:sz w:val="19"/>
+                <w:lang w:val="es-CO"/>
+              </w:rPr>
+              <w:t xml:space="preserve">Redistribuir 4 horas de VM</w:t>
+            </w:r>
+          </w:p>
+        </w:tc>
+        <w:tc>
+          <w:tcPr/>
+          <w:p>
+            <w:pPr>
+              <w:pStyle w:val="Compact"/>
+            </w:pPr>
+            <w:r>
+              <w:rPr>
+                <w:sz w:val="19"/>
+                <w:lang w:val="es-CO"/>
+              </w:rPr>
+              <w:t xml:space="preserve">Micromamba/Lima; dentro de 16 horas de VM</w:t>
             </w:r>
           </w:p>
         </w:tc>
@@ -2131,37 +2132,37 @@
                 <w:sz w:val="19"/>
                 <w:lang w:val="es-CO"/>
               </w:rPr>
-              <w:t xml:space="preserve">Dependencia circular SEDE–EMPLEADO</w:t>
-            </w:r>
-          </w:p>
-        </w:tc>
-        <w:tc>
-          <w:tcPr/>
-          <w:p>
-            <w:pPr>
-              <w:pStyle w:val="Compact"/>
-            </w:pPr>
-            <w:r>
-              <w:rPr>
-                <w:sz w:val="19"/>
-                <w:lang w:val="es-CO"/>
-              </w:rPr>
-              <w:t xml:space="preserve">Redistribución de 2 horas dentro de scripts</w:t>
-            </w:r>
-          </w:p>
-        </w:tc>
-        <w:tc>
-          <w:tcPr/>
-          <w:p>
-            <w:pPr>
-              <w:pStyle w:val="Compact"/>
-            </w:pPr>
-            <w:r>
-              <w:rPr>
-                <w:sz w:val="19"/>
-                <w:lang w:val="es-CO"/>
-              </w:rPr>
-              <w:t xml:space="preserve">Creación posterior de la FK del director mediante</w:t>
+              <w:t xml:space="preserve">Circularidad SEDE–EMPLEADO</w:t>
+            </w:r>
+          </w:p>
+        </w:tc>
+        <w:tc>
+          <w:tcPr/>
+          <w:p>
+            <w:pPr>
+              <w:pStyle w:val="Compact"/>
+            </w:pPr>
+            <w:r>
+              <w:rPr>
+                <w:sz w:val="19"/>
+                <w:lang w:val="es-CO"/>
+              </w:rPr>
+              <w:t xml:space="preserve">Redistribuir 2 horas de scripts</w:t>
+            </w:r>
+          </w:p>
+        </w:tc>
+        <w:tc>
+          <w:tcPr/>
+          <w:p>
+            <w:pPr>
+              <w:pStyle w:val="Compact"/>
+            </w:pPr>
+            <w:r>
+              <w:rPr>
+                <w:sz w:val="19"/>
+                <w:lang w:val="es-CO"/>
+              </w:rPr>
+              <w:t xml:space="preserve">FK del director posterior con</w:t>
             </w:r>
             <w:r>
               <w:rPr>
@@ -2208,37 +2209,37 @@
                 <w:sz w:val="19"/>
                 <w:lang w:val="es-CO"/>
               </w:rPr>
-              <w:t xml:space="preserve">Cambio de RDBMS de Oracle Database Free a MySQL 8.4</w:t>
-            </w:r>
-          </w:p>
-        </w:tc>
-        <w:tc>
-          <w:tcPr/>
-          <w:p>
-            <w:pPr>
-              <w:pStyle w:val="Compact"/>
-            </w:pPr>
-            <w:r>
-              <w:rPr>
-                <w:sz w:val="19"/>
-                <w:lang w:val="es-CO"/>
-              </w:rPr>
-              <w:t xml:space="preserve">Redistribución de horas dentro de la Fase 2</w:t>
-            </w:r>
-          </w:p>
-        </w:tc>
-        <w:tc>
-          <w:tcPr/>
-          <w:p>
-            <w:pPr>
-              <w:pStyle w:val="Compact"/>
-            </w:pPr>
-            <w:r>
-              <w:rPr>
-                <w:sz w:val="19"/>
-                <w:lang w:val="es-CO"/>
-              </w:rPr>
-              <w:t xml:space="preserve">Scripts, modelos de Workbench, aplicación y documentos ajustados; la versión en Oracle queda como respaldo</w:t>
+              <w:t xml:space="preserve">Oracle Database Free a MySQL 8.4</w:t>
+            </w:r>
+          </w:p>
+        </w:tc>
+        <w:tc>
+          <w:tcPr/>
+          <w:p>
+            <w:pPr>
+              <w:pStyle w:val="Compact"/>
+            </w:pPr>
+            <w:r>
+              <w:rPr>
+                <w:sz w:val="19"/>
+                <w:lang w:val="es-CO"/>
+              </w:rPr>
+              <w:t xml:space="preserve">Redistribución interna, Fase 2</w:t>
+            </w:r>
+          </w:p>
+        </w:tc>
+        <w:tc>
+          <w:tcPr/>
+          <w:p>
+            <w:pPr>
+              <w:pStyle w:val="Compact"/>
+            </w:pPr>
+            <w:r>
+              <w:rPr>
+                <w:sz w:val="19"/>
+                <w:lang w:val="es-CO"/>
+              </w:rPr>
+              <w:t xml:space="preserve">Ajustar scripts/Workbench/app/documentos; Oracle como respaldo</w:t>
             </w:r>
           </w:p>
         </w:tc>
@@ -2267,7 +2268,7 @@
         <w:rPr>
           <w:lang w:val="es-CO"/>
         </w:rPr>
-        <w:t xml:space="preserve">Las redistribuciones anteriores son estimaciones de esfuerzo para este balance académico; no constituyen registros de tiempos medidos. No incrementan las 385 horas presupuestadas. Los hitos se conservan en Semana 8, Semana 13 y Semana 14. La valoración base permanece en</w:t>
+        <w:t xml:space="preserve">Estimaciones, no mediciones:</w:t>
       </w:r>
       <w:r>
         <w:rPr>
@@ -2281,20 +2282,52 @@
           <w:bCs/>
           <w:lang w:val="es-CO"/>
         </w:rPr>
+        <w:t xml:space="preserve">385 horas</w:t>
+      </w:r>
+      <w:r>
+        <w:rPr>
+          <w:lang w:val="es-CO"/>
+        </w:rPr>
+        <w:t xml:space="preserve">, hitos semanas 8, 13 y 14;</w:t>
+      </w:r>
+      <w:r>
+        <w:rPr>
+          <w:lang w:val="es-CO"/>
+        </w:rPr>
+        <w:t xml:space="preserve"> </w:t>
+      </w:r>
+      <w:r>
+        <w:rPr>
+          <w:b/>
+          <w:bCs/>
+          <w:lang w:val="es-CO"/>
+        </w:rPr>
         <w:t xml:space="preserve">11.603.900 COP</w:t>
       </w:r>
       <w:r>
         <w:rPr>
           <w:lang w:val="es-CO"/>
         </w:rPr>
-        <w:t xml:space="preserve">, incluida la reserva de 1.054.900 COP; no se certifican desembolsos ni consumos de reserva sin soportes contables.</w:t>
+        <w:t xml:space="preserve">,</w:t>
+      </w:r>
+      <w:r>
+        <w:rPr>
+          <w:lang w:val="es-CO"/>
+        </w:rPr>
+        <w:t xml:space="preserve"> </w:t>
+      </w:r>
+      <w:r>
+        <w:rPr>
+          <w:lang w:val="es-CO"/>
+        </w:rPr>
+        <w:t xml:space="preserve">reserva 1.054.900 COP. Desembolsos/uso de reserva requieren soportes contables.</w:t>
       </w:r>
     </w:p>
     <w:p>
       <w:pPr>
         <w:pStyle w:val="Heading1"/>
       </w:pPr>
-      <w:bookmarkStart w:id="23" w:name="_d8dc9fec5b9d0aac75a65a85027a286d9af5ac7"/>
+      <w:bookmarkStart w:id="23" w:name="_lecciones"/>
       <w:r>
         <w:rPr>
           <w:rStyle w:val="SectionNumber"/>
@@ -2309,7 +2342,7 @@
         <w:rPr>
           <w:lang w:val="es-CO"/>
         </w:rPr>
-        <w:t xml:space="preserve">Lecciones aprendidas</w:t>
+        <w:t xml:space="preserve">Lecciones</w:t>
       </w:r>
       <w:bookmarkEnd w:id="23"/>
     </w:p>
@@ -2321,7 +2354,7 @@
         <w:rPr>
           <w:lang w:val="es-CO"/>
         </w:rPr>
-        <w:t xml:space="preserve">Lecciones técnicas y de colaboración del equipo</w:t>
+        <w:t xml:space="preserve">Lecciones</w:t>
       </w:r>
     </w:p>
     <w:tbl>
@@ -2330,7 +2363,7 @@
         <w:tblW w:type="pct" w:w="5000"/>
         <w:tblLayout w:type="fixed"/>
         <w:tblLook w:firstRow="1" w:lastRow="0" w:firstColumn="0" w:lastColumn="0" w:noHBand="0" w:noVBand="0" w:val="0020"/>
-        <w:tblCaption w:val="Lecciones técnicas y de colaboración del equipo"/>
+        <w:tblCaption w:val="Lecciones"/>
         <w:tblBorders>
           <w:top w:val="single" w:sz="4" w:color="A6A6A6"/>
           <w:left w:val="single" w:sz="4" w:color="A6A6A6"/>
@@ -2362,7 +2395,7 @@
                 <w:sz w:val="19"/>
                 <w:lang w:val="es-CO"/>
               </w:rPr>
-              <w:t xml:space="preserve">Lección del proyecto</w:t>
+              <w:t xml:space="preserve">Lección</w:t>
             </w:r>
           </w:p>
         </w:tc>
@@ -2380,71 +2413,71 @@
                 <w:sz w:val="19"/>
                 <w:lang w:val="es-CO"/>
               </w:rPr>
-              <w:t xml:space="preserve">Aplicación posterior</w:t>
-            </w:r>
-          </w:p>
-        </w:tc>
-      </w:tr>
-      <w:tr>
-        <w:tc>
-          <w:tcPr/>
-          <w:p>
-            <w:pPr>
-              <w:pStyle w:val="Compact"/>
-            </w:pPr>
-            <w:r>
-              <w:rPr>
-                <w:sz w:val="19"/>
-                <w:lang w:val="es-CO"/>
-              </w:rPr>
-              <w:t xml:space="preserve">Homebrew ya no publica binarios para macOS Intel en el entorno empleado; se utilizaron micromamba y Lima con Apple Virtualization.framework</w:t>
-            </w:r>
-          </w:p>
-        </w:tc>
-        <w:tc>
-          <w:tcPr/>
-          <w:p>
-            <w:pPr>
-              <w:pStyle w:val="Compact"/>
-            </w:pPr>
-            <w:r>
-              <w:rPr>
-                <w:sz w:val="19"/>
-                <w:lang w:val="es-CO"/>
-              </w:rPr>
-              <w:t xml:space="preserve">Verificar arquitectura y disponibilidad de paquetes antes de fijar instrucciones de instalación.</w:t>
-            </w:r>
-          </w:p>
-        </w:tc>
-      </w:tr>
-      <w:tr>
-        <w:tc>
-          <w:tcPr/>
-          <w:p>
-            <w:pPr>
-              <w:pStyle w:val="Compact"/>
-            </w:pPr>
-            <w:r>
-              <w:rPr>
-                <w:sz w:val="19"/>
-                <w:lang w:val="es-CO"/>
-              </w:rPr>
-              <w:t xml:space="preserve">La relación circular SEDE–EMPLEADO impedía crear ambas referencias en una sola secuencia simple</w:t>
-            </w:r>
-          </w:p>
-        </w:tc>
-        <w:tc>
-          <w:tcPr/>
-          <w:p>
-            <w:pPr>
-              <w:pStyle w:val="Compact"/>
-            </w:pPr>
-            <w:r>
-              <w:rPr>
-                <w:sz w:val="19"/>
-                <w:lang w:val="es-CO"/>
-              </w:rPr>
-              <w:t xml:space="preserve">Crear las tablas primero y agregar con</w:t>
+              <w:t xml:space="preserve">Aplicación</w:t>
+            </w:r>
+          </w:p>
+        </w:tc>
+      </w:tr>
+      <w:tr>
+        <w:tc>
+          <w:tcPr/>
+          <w:p>
+            <w:pPr>
+              <w:pStyle w:val="Compact"/>
+            </w:pPr>
+            <w:r>
+              <w:rPr>
+                <w:sz w:val="19"/>
+                <w:lang w:val="es-CO"/>
+              </w:rPr>
+              <w:t xml:space="preserve">Homebrew sin binarios macOS Intel; micromamba/Lima con Apple Virtualization.framework</w:t>
+            </w:r>
+          </w:p>
+        </w:tc>
+        <w:tc>
+          <w:tcPr/>
+          <w:p>
+            <w:pPr>
+              <w:pStyle w:val="Compact"/>
+            </w:pPr>
+            <w:r>
+              <w:rPr>
+                <w:sz w:val="19"/>
+                <w:lang w:val="es-CO"/>
+              </w:rPr>
+              <w:t xml:space="preserve">Revisar arquitectura/paquetes antes de documentar instalación.</w:t>
+            </w:r>
+          </w:p>
+        </w:tc>
+      </w:tr>
+      <w:tr>
+        <w:tc>
+          <w:tcPr/>
+          <w:p>
+            <w:pPr>
+              <w:pStyle w:val="Compact"/>
+            </w:pPr>
+            <w:r>
+              <w:rPr>
+                <w:sz w:val="19"/>
+                <w:lang w:val="es-CO"/>
+              </w:rPr>
+              <w:t xml:space="preserve">Circularidad SEDE–EMPLEADO</w:t>
+            </w:r>
+          </w:p>
+        </w:tc>
+        <w:tc>
+          <w:tcPr/>
+          <w:p>
+            <w:pPr>
+              <w:pStyle w:val="Compact"/>
+            </w:pPr>
+            <w:r>
+              <w:rPr>
+                <w:sz w:val="19"/>
+                <w:lang w:val="es-CO"/>
+              </w:rPr>
+              <w:t xml:space="preserve">Crear tablas; agregar FK del director con</w:t>
             </w:r>
             <w:r>
               <w:rPr>
@@ -2466,46 +2499,110 @@
                 <w:sz w:val="19"/>
                 <w:lang w:val="es-CO"/>
               </w:rPr>
+              <w:t xml:space="preserve">; documentar orden en README.</w:t>
+            </w:r>
+          </w:p>
+        </w:tc>
+      </w:tr>
+      <w:tr>
+        <w:tc>
+          <w:tcPr/>
+          <w:p>
+            <w:pPr>
+              <w:pStyle w:val="Compact"/>
+            </w:pPr>
+            <w:r>
+              <w:rPr>
+                <w:sz w:val="19"/>
+                <w:lang w:val="es-CO"/>
+              </w:rPr>
+              <w:t xml:space="preserve">Sincronizar modelos/diccionario/scripts</w:t>
+            </w:r>
+          </w:p>
+        </w:tc>
+        <w:tc>
+          <w:tcPr/>
+          <w:p>
+            <w:pPr>
+              <w:pStyle w:val="Compact"/>
+            </w:pPr>
+            <w:r>
+              <w:rPr>
+                <w:sz w:val="19"/>
+                <w:lang w:val="es-CO"/>
+              </w:rPr>
+              <w:t xml:space="preserve">Actualizar MySQL Workbench/diccionario/SQL juntos; validar con</w:t>
+            </w:r>
+            <w:r>
+              <w:rPr>
+                <w:sz w:val="19"/>
+                <w:lang w:val="es-CO"/>
+              </w:rPr>
               <w:t xml:space="preserve"> </w:t>
             </w:r>
             <w:r>
               <w:rPr>
-                <w:sz w:val="19"/>
-                <w:lang w:val="es-CO"/>
-              </w:rPr>
-              <w:t xml:space="preserve">la FK del director; documentar el orden en README.</w:t>
-            </w:r>
-          </w:p>
-        </w:tc>
-      </w:tr>
-      <w:tr>
-        <w:tc>
-          <w:tcPr/>
-          <w:p>
-            <w:pPr>
-              <w:pStyle w:val="Compact"/>
-            </w:pPr>
-            <w:r>
-              <w:rPr>
-                <w:sz w:val="19"/>
-                <w:lang w:val="es-CO"/>
-              </w:rPr>
-              <w:t xml:space="preserve">Mantener modelos, diccionario y scripts alineados</w:t>
-            </w:r>
-          </w:p>
-        </w:tc>
-        <w:tc>
-          <w:tcPr/>
-          <w:p>
-            <w:pPr>
-              <w:pStyle w:val="Compact"/>
-            </w:pPr>
-            <w:r>
-              <w:rPr>
-                <w:sz w:val="19"/>
-                <w:lang w:val="es-CO"/>
-              </w:rPr>
-              <w:t xml:space="preserve">Cada cambio del modelo se aplica a la vez en MySQL Workbench, el diccionario y los scripts SQL, y se valida con</w:t>
+                <w:rStyle w:val="VerbatimChar"/>
+                <w:sz w:val="19"/>
+                <w:lang w:val="es-CO"/>
+              </w:rPr>
+              <w:t xml:space="preserve">cargar_bd.sh --reiniciar</w:t>
+            </w:r>
+            <w:r>
+              <w:rPr>
+                <w:sz w:val="19"/>
+                <w:lang w:val="es-CO"/>
+              </w:rPr>
+              <w:t xml:space="preserve">.</w:t>
+            </w:r>
+          </w:p>
+        </w:tc>
+      </w:tr>
+      <w:tr>
+        <w:tc>
+          <w:tcPr/>
+          <w:p>
+            <w:pPr>
+              <w:pStyle w:val="Compact"/>
+            </w:pPr>
+            <w:r>
+              <w:rPr>
+                <w:sz w:val="19"/>
+                <w:lang w:val="es-CO"/>
+              </w:rPr>
+              <w:t xml:space="preserve">55 ejercicios verificados con datos</w:t>
+            </w:r>
+          </w:p>
+        </w:tc>
+        <w:tc>
+          <w:tcPr/>
+          <w:p>
+            <w:pPr>
+              <w:pStyle w:val="Compact"/>
+            </w:pPr>
+            <w:r>
+              <w:rPr>
+                <w:sz w:val="19"/>
+                <w:lang w:val="es-CO"/>
+              </w:rPr>
+              <w:t xml:space="preserve">Contrastar expresión/SQL/resultado, además de inspección visual.</w:t>
+            </w:r>
+          </w:p>
+        </w:tc>
+      </w:tr>
+      <w:tr>
+        <w:tc>
+          <w:tcPr/>
+          <w:p>
+            <w:pPr>
+              <w:pStyle w:val="Compact"/>
+            </w:pPr>
+            <w:r>
+              <w:rPr>
+                <w:sz w:val="19"/>
+                <w:lang w:val="es-CO"/>
+              </w:rPr>
+              <w:t xml:space="preserve">Workbench rechaza expresión</w:t>
             </w:r>
             <w:r>
               <w:rPr>
@@ -2520,7 +2617,37 @@
                 <w:sz w:val="19"/>
                 <w:lang w:val="es-CO"/>
               </w:rPr>
-              <w:t xml:space="preserve">cargar_bd.sh --reiniciar</w:t>
+              <w:t xml:space="preserve">DEFAULT (CURRENT_DATE)</w:t>
+            </w:r>
+          </w:p>
+        </w:tc>
+        <w:tc>
+          <w:tcPr/>
+          <w:p>
+            <w:pPr>
+              <w:pStyle w:val="Compact"/>
+            </w:pPr>
+            <w:r>
+              <w:rPr>
+                <w:sz w:val="19"/>
+                <w:lang w:val="es-CO"/>
+              </w:rPr>
+              <w:t xml:space="preserve">Probar en modelador; usar</w:t>
+            </w:r>
+            <w:r>
+              <w:rPr>
+                <w:sz w:val="19"/>
+                <w:lang w:val="es-CO"/>
+              </w:rPr>
+              <w:t xml:space="preserve"> </w:t>
+            </w:r>
+            <w:r>
+              <w:rPr>
+                <w:rStyle w:val="VerbatimChar"/>
+                <w:sz w:val="19"/>
+                <w:lang w:val="es-CO"/>
+              </w:rPr>
+              <w:t xml:space="preserve">DATETIME DEFAULT CURRENT_TIMESTAMP</w:t>
             </w:r>
             <w:r>
               <w:rPr>
@@ -2544,154 +2671,39 @@
                 <w:sz w:val="19"/>
                 <w:lang w:val="es-CO"/>
               </w:rPr>
-              <w:t xml:space="preserve">Los 55 ejercicios de álgebra se verificaron ejecutándolos sobre datos de prueba</w:t>
-            </w:r>
-          </w:p>
-        </w:tc>
-        <w:tc>
-          <w:tcPr/>
-          <w:p>
-            <w:pPr>
-              <w:pStyle w:val="Compact"/>
-            </w:pPr>
-            <w:r>
-              <w:rPr>
-                <w:sz w:val="19"/>
-                <w:lang w:val="es-CO"/>
-              </w:rPr>
-              <w:t xml:space="preserve">Contrastar expresión, SQL y resultado; no aceptar consultas únicamente por inspección visual.</w:t>
-            </w:r>
-          </w:p>
-        </w:tc>
-      </w:tr>
-      <w:tr>
-        <w:tc>
-          <w:tcPr/>
-          <w:p>
-            <w:pPr>
-              <w:pStyle w:val="Compact"/>
-            </w:pPr>
-            <w:r>
-              <w:rPr>
-                <w:sz w:val="19"/>
-                <w:lang w:val="es-CO"/>
-              </w:rPr>
-              <w:t xml:space="preserve">MySQL Workbench no reconoce valores por defecto escritos como expresión (</w:t>
-            </w:r>
+              <w:t xml:space="preserve">Colaboración y revisión con Git/GitHub</w:t>
+            </w:r>
+          </w:p>
+        </w:tc>
+        <w:tc>
+          <w:tcPr/>
+          <w:p>
+            <w:pPr>
+              <w:pStyle w:val="Compact"/>
+            </w:pPr>
+            <w:r>
+              <w:rPr>
+                <w:sz w:val="19"/>
+                <w:lang w:val="es-CO"/>
+              </w:rPr>
+              <w:t xml:space="preserve">Dividir paquetes; revisar diferencias; mantener README reproducibles.</w:t>
+            </w:r>
+          </w:p>
+        </w:tc>
+      </w:tr>
+      <w:tr>
+        <w:tc>
+          <w:tcPr/>
+          <w:p>
+            <w:pPr>
+              <w:pStyle w:val="Compact"/>
+            </w:pPr>
             <w:r>
               <w:rPr>
                 <w:rStyle w:val="VerbatimChar"/>
                 <w:sz w:val="19"/>
                 <w:lang w:val="es-CO"/>
               </w:rPr>
-              <w:t xml:space="preserve">DEFAULT (CURRENT_DATE)</w:t>
-            </w:r>
-            <w:r>
-              <w:rPr>
-                <w:sz w:val="19"/>
-                <w:lang w:val="es-CO"/>
-              </w:rPr>
-              <w:t xml:space="preserve">)</w:t>
-            </w:r>
-          </w:p>
-        </w:tc>
-        <w:tc>
-          <w:tcPr/>
-          <w:p>
-            <w:pPr>
-              <w:pStyle w:val="Compact"/>
-            </w:pPr>
-            <w:r>
-              <w:rPr>
-                <w:sz w:val="19"/>
-                <w:lang w:val="es-CO"/>
-              </w:rPr>
-              <w:t xml:space="preserve">Probar el script en la herramienta de modelado antes de cerrar el diseño físico; se usó</w:t>
-            </w:r>
-            <w:r>
-              <w:rPr>
-                <w:sz w:val="19"/>
-                <w:lang w:val="es-CO"/>
-              </w:rPr>
-              <w:t xml:space="preserve"> </w:t>
-            </w:r>
-            <w:r>
-              <w:rPr>
-                <w:rStyle w:val="VerbatimChar"/>
-                <w:sz w:val="19"/>
-                <w:lang w:val="es-CO"/>
-              </w:rPr>
-              <w:t xml:space="preserve">DATETIME DEFAULT CURRENT_TIMESTAMP</w:t>
-            </w:r>
-            <w:r>
-              <w:rPr>
-                <w:sz w:val="19"/>
-                <w:lang w:val="es-CO"/>
-              </w:rPr>
-              <w:t xml:space="preserve">.</w:t>
-            </w:r>
-          </w:p>
-        </w:tc>
-      </w:tr>
-      <w:tr>
-        <w:tc>
-          <w:tcPr/>
-          <w:p>
-            <w:pPr>
-              <w:pStyle w:val="Compact"/>
-            </w:pPr>
-            <w:r>
-              <w:rPr>
-                <w:sz w:val="19"/>
-                <w:lang w:val="es-CO"/>
-              </w:rPr>
-              <w:t xml:space="preserve">Git/GitHub permitió trabajo colaborativo y revisión de aportes</w:t>
-            </w:r>
-          </w:p>
-        </w:tc>
-        <w:tc>
-          <w:tcPr/>
-          <w:p>
-            <w:pPr>
-              <w:pStyle w:val="Compact"/>
-            </w:pPr>
-            <w:r>
-              <w:rPr>
-                <w:sz w:val="19"/>
-                <w:lang w:val="es-CO"/>
-              </w:rPr>
-              <w:t xml:space="preserve">Dividir por paquetes, revisar diferencias antes de integrar y conservar README reproducibles.</w:t>
-            </w:r>
-          </w:p>
-        </w:tc>
-      </w:tr>
-      <w:tr>
-        <w:tc>
-          <w:tcPr/>
-          <w:p>
-            <w:pPr>
-              <w:pStyle w:val="Compact"/>
-            </w:pPr>
-            <w:r>
-              <w:rPr>
-                <w:sz w:val="19"/>
-                <w:lang w:val="es-CO"/>
-              </w:rPr>
-              <w:t xml:space="preserve">El usuario</w:t>
-            </w:r>
-            <w:r>
-              <w:rPr>
-                <w:sz w:val="19"/>
-                <w:lang w:val="es-CO"/>
-              </w:rPr>
-              <w:t xml:space="preserve"> </w:t>
-            </w:r>
-            <w:r>
-              <w:rPr>
-                <w:rStyle w:val="VerbatimChar"/>
-                <w:sz w:val="19"/>
-                <w:lang w:val="es-CO"/>
-              </w:rPr>
               <w:t xml:space="preserve">vet_app</w:t>
             </w:r>
             <w:r>
@@ -2699,29 +2711,22 @@
                 <w:sz w:val="19"/>
                 <w:lang w:val="es-CO"/>
               </w:rPr>
-              <w:t xml:space="preserve"> </w:t>
-            </w:r>
-            <w:r>
-              <w:rPr>
-                <w:sz w:val="19"/>
-                <w:lang w:val="es-CO"/>
-              </w:rPr>
-              <w:t xml:space="preserve">limita el acceso de la demostración a consultas</w:t>
-            </w:r>
-          </w:p>
-        </w:tc>
-        <w:tc>
-          <w:tcPr/>
-          <w:p>
-            <w:pPr>
-              <w:pStyle w:val="Compact"/>
-            </w:pPr>
-            <w:r>
-              <w:rPr>
-                <w:sz w:val="19"/>
-                <w:lang w:val="es-CO"/>
-              </w:rPr>
-              <w:t xml:space="preserve">Mantener separados el esquema dueño y la cuenta de aplicación para evitar cambios accidentales.</w:t>
+              <w:t xml:space="preserve">: solo consultas</w:t>
+            </w:r>
+          </w:p>
+        </w:tc>
+        <w:tc>
+          <w:tcPr/>
+          <w:p>
+            <w:pPr>
+              <w:pStyle w:val="Compact"/>
+            </w:pPr>
+            <w:r>
+              <w:rPr>
+                <w:sz w:val="19"/>
+                <w:lang w:val="es-CO"/>
+              </w:rPr>
+              <w:t xml:space="preserve">Separar dueño/app para evitar cambios accidentales.</w:t>
             </w:r>
           </w:p>
         </w:tc>
@@ -2758,18 +2763,43 @@
         <w:rPr>
           <w:lang w:val="es-CO"/>
         </w:rPr>
-        <w:t xml:space="preserve">Se entrega al docente el repositorio con fuentes, scripts, modelos y documentación, así como los archivos finales y el video. El equipo conserva las instrucciones de reconstrucción y conexión; la revisión de la entrega exige comprobar correspondencia entre fuentes y productos generados, legibilidad y participación de todos los integrantes.</w:t>
-      </w:r>
-    </w:p>
-    <w:p>
-      <w:pPr>
-        <w:pStyle w:val="BodyText"/>
-      </w:pPr>
+        <w:t xml:space="preserve">Entrega: repositorio, fuentes/scripts/modelos/documentación, finales y video; instrucciones de reconstrucción/conexión.</w:t>
+      </w:r>
       <w:r>
         <w:rPr>
           <w:lang w:val="es-CO"/>
         </w:rPr>
-        <w:t xml:space="preserve">No se transfieren servicios productivos ni obligaciones de soporte a Huella Sana, por tratarse de una organización ficticia. Las exclusiones de la propuesta siguen vigentes. El gerente consolida observaciones de sustentación y el patrocinador determina su aceptación académica. Los espacios de firma no representan aprobaciones ya otorgadas.</w:t>
+        <w:t xml:space="preserve"> </w:t>
+      </w:r>
+      <w:r>
+        <w:rPr>
+          <w:lang w:val="es-CO"/>
+        </w:rPr>
+        <w:t xml:space="preserve">Revisión: correspondencia fuente-producto, legibilidad, participación de todos.</w:t>
+      </w:r>
+      <w:r>
+        <w:rPr>
+          <w:lang w:val="es-CO"/>
+        </w:rPr>
+        <w:t xml:space="preserve"> </w:t>
+      </w:r>
+      <w:r>
+        <w:rPr>
+          <w:lang w:val="es-CO"/>
+        </w:rPr>
+        <w:t xml:space="preserve">Exclusiones vigentes; sin transferencia productiva ni soporte a Huella Sana.</w:t>
+      </w:r>
+      <w:r>
+        <w:rPr>
+          <w:lang w:val="es-CO"/>
+        </w:rPr>
+        <w:t xml:space="preserve"> </w:t>
+      </w:r>
+      <w:r>
+        <w:rPr>
+          <w:lang w:val="es-CO"/>
+        </w:rPr>
+        <w:t xml:space="preserve">Gerente: consolidar observaciones de sustentación. Patrocinador: aceptar académicamente. Firmas pendientes.</w:t>
       </w:r>
     </w:p>
     <w:p>

--- a/documentos/transversales/06_Acta_de_Cierre.docx
+++ b/documentos/transversales/06_Acta_de_Cierre.docx
@@ -312,7 +312,7 @@
         <w:rPr>
           <w:lang w:val="es-CO"/>
         </w:rPr>
-        <w:t xml:space="preserve">SIGEVET, caso ficticio Huella Sana S.A.S., 14 semanas.</w:t>
+        <w:t xml:space="preserve">SIGEVET es un caso ficticio de Huella Sana S.A.S., desarrollado en 14 semanas.</w:t>
       </w:r>
       <w:r>
         <w:rPr>
@@ -324,7 +324,7 @@
         <w:rPr>
           <w:lang w:val="es-CO"/>
         </w:rPr>
-        <w:t xml:space="preserve">Estados: registro del equipo; aceptación del docente: mediante firma.</w:t>
+        <w:t xml:space="preserve">Los estados salen del registro del equipo; el docente acepta con su firma.</w:t>
       </w:r>
     </w:p>
     <w:p>
@@ -592,7 +592,7 @@
                 <w:sz w:val="19"/>
                 <w:lang w:val="es-CO"/>
               </w:rPr>
-              <w:t xml:space="preserve">Diccionario y catálogo (</w:t>
+              <w:t xml:space="preserve">Diccionario y comentarios de 01_crear_tablas</w:t>
             </w:r>
             <w:r>
               <w:rPr>
@@ -600,14 +600,14 @@
                 <w:sz w:val="19"/>
                 <w:lang w:val="es-CO"/>
               </w:rPr>
-              <w:t xml:space="preserve">02_comentarios.sql</w:t>
-            </w:r>
-            <w:r>
-              <w:rPr>
-                <w:sz w:val="19"/>
-                <w:lang w:val="es-CO"/>
-              </w:rPr>
-              <w:t xml:space="preserve">).</w:t>
+              <w:t xml:space="preserve">.sql</w:t>
+            </w:r>
+            <w:r>
+              <w:rPr>
+                <w:sz w:val="19"/>
+                <w:lang w:val="es-CO"/>
+              </w:rPr>
+              <w:t xml:space="preserve">.</w:t>
             </w:r>
           </w:p>
         </w:tc>
@@ -2268,7 +2268,7 @@
         <w:rPr>
           <w:lang w:val="es-CO"/>
         </w:rPr>
-        <w:t xml:space="preserve">Estimaciones, no mediciones:</w:t>
+        <w:t xml:space="preserve">Son estimaciones, no mediciones:</w:t>
       </w:r>
       <w:r>
         <w:rPr>
@@ -2288,7 +2288,7 @@
         <w:rPr>
           <w:lang w:val="es-CO"/>
         </w:rPr>
-        <w:t xml:space="preserve">, hitos semanas 8, 13 y 14;</w:t>
+        <w:t xml:space="preserve">, hitos en las semanas 8, 13 y 14, y</w:t>
       </w:r>
       <w:r>
         <w:rPr>
@@ -2308,7 +2308,7 @@
         <w:rPr>
           <w:lang w:val="es-CO"/>
         </w:rPr>
-        <w:t xml:space="preserve">,</w:t>
+        <w:t xml:space="preserve"> con</w:t>
       </w:r>
       <w:r>
         <w:rPr>
@@ -2320,7 +2320,7 @@
         <w:rPr>
           <w:lang w:val="es-CO"/>
         </w:rPr>
-        <w:t xml:space="preserve">reserva 1.054.900 COP. Desembolsos/uso de reserva requieren soportes contables.</w:t>
+        <w:t xml:space="preserve">reserva de 1.054.900 COP. Los desembolsos y el uso de la reserva requieren soportes contables.</w:t>
       </w:r>
     </w:p>
     <w:p>
